--- a/content/templates/common-paper-amendment/template.docx
+++ b/content/templates/common-paper-amendment/template.docx
@@ -947,6 +947,9 @@
                 <w:szCs w:val="18"/>
               </w:rPr>
             </w:pPr>
+            <w:r>
+              <w:t>{party_1_signatory_name}</w:t>
+            </w:r>
           </w:p>
         </w:tc>
         <w:tc>
@@ -997,6 +1000,9 @@
                 <w:szCs w:val="18"/>
               </w:rPr>
             </w:pPr>
+            <w:r>
+              <w:t>{party_2_signatory_name}</w:t>
+            </w:r>
           </w:p>
         </w:tc>
       </w:tr>
@@ -1059,6 +1065,9 @@
                 <w:szCs w:val="18"/>
               </w:rPr>
             </w:pPr>
+            <w:r>
+              <w:t>{party_1_signatory_title_display}</w:t>
+            </w:r>
           </w:p>
         </w:tc>
         <w:tc>
@@ -1109,6 +1118,9 @@
                 <w:szCs w:val="18"/>
               </w:rPr>
             </w:pPr>
+            <w:r>
+              <w:t>{party_2_signatory_title_display}</w:t>
+            </w:r>
           </w:p>
         </w:tc>
       </w:tr>
@@ -1193,6 +1205,9 @@
                 <w:szCs w:val="18"/>
               </w:rPr>
             </w:pPr>
+            <w:r>
+              <w:t>{party_1_signatory_email}</w:t>
+            </w:r>
           </w:p>
         </w:tc>
         <w:tc>
@@ -1243,6 +1258,9 @@
                 <w:szCs w:val="18"/>
               </w:rPr>
             </w:pPr>
+            <w:r>
+              <w:t>{party_2_signatory_email}</w:t>
+            </w:r>
           </w:p>
         </w:tc>
       </w:tr>
